--- a/Phase Wise Documentation/04_Project_Planning/Phase_04_Project_Planning.docx
+++ b/Phase Wise Documentation/04_Project_Planning/Phase_04_Project_Planning.docx
@@ -36,12 +36,7 @@
         <w:spacing w:after="280"/>
       </w:pPr>
       <w:r>
-        <w:rPr>
-          <w:rFonts w:ascii="Aptos" w:hAnsi="Aptos"/>
-          <w:color w:val="4D5561"/>
-          <w:sz w:val="23"/>
-        </w:rPr>
-        <w:t>This plan organizes the completed backend work into dependency-based gates and records the supplied four-person team without inventing dates or module responsibilities.</w:t>
+        <w:t>This plan organizes the completed backend work into dependency-based gates and records the confirmed four-person team structure, academic details, and confirmed responsibilities.</w:t>
       </w:r>
     </w:p>
     <w:tbl>
@@ -70,7 +65,6 @@
         <w:tc>
           <w:tcPr>
             <w:tcW w:type="dxa" w:w="2232"/>
-            <w:shd w:fill="16324F"/>
             <w:vAlign w:val="center"/>
             <w:tcMar>
               <w:top w:w="100" w:type="dxa"/>
@@ -78,11 +72,13 @@
               <w:bottom w:w="100" w:type="dxa"/>
               <w:end w:w="110" w:type="dxa"/>
             </w:tcMar>
+            <w:shd w:fill="16324F"/>
           </w:tcPr>
           <w:p>
             <w:pPr>
               <w:jc w:val="center"/>
             </w:pPr>
+            <w:r/>
             <w:r>
               <w:rPr>
                 <w:rFonts w:ascii="Aptos" w:hAnsi="Aptos"/>
@@ -97,7 +93,6 @@
         <w:tc>
           <w:tcPr>
             <w:tcW w:type="dxa" w:w="7560"/>
-            <w:shd w:fill="16324F"/>
             <w:vAlign w:val="center"/>
             <w:tcMar>
               <w:top w:w="100" w:type="dxa"/>
@@ -105,11 +100,13 @@
               <w:bottom w:w="100" w:type="dxa"/>
               <w:end w:w="110" w:type="dxa"/>
             </w:tcMar>
+            <w:shd w:fill="16324F"/>
           </w:tcPr>
           <w:p>
             <w:pPr>
               <w:jc w:val="center"/>
             </w:pPr>
+            <w:r/>
             <w:r>
               <w:rPr>
                 <w:rFonts w:ascii="Aptos" w:hAnsi="Aptos"/>
@@ -141,9 +138,11 @@
             <w:pPr>
               <w:jc w:val="left"/>
             </w:pPr>
+            <w:r/>
             <w:r>
               <w:rPr>
                 <w:rFonts w:ascii="Aptos" w:hAnsi="Aptos"/>
+                <w:b w:val="0"/>
                 <w:color w:val="000000"/>
                 <w:sz w:val="19"/>
               </w:rPr>
@@ -166,9 +165,11 @@
             <w:pPr>
               <w:jc w:val="left"/>
             </w:pPr>
+            <w:r/>
             <w:r>
               <w:rPr>
                 <w:rFonts w:ascii="Aptos" w:hAnsi="Aptos"/>
+                <w:b w:val="0"/>
                 <w:color w:val="000000"/>
                 <w:sz w:val="19"/>
               </w:rPr>
@@ -184,7 +185,6 @@
         <w:tc>
           <w:tcPr>
             <w:tcW w:type="dxa" w:w="2232"/>
-            <w:shd w:fill="F8FAFC"/>
             <w:vAlign w:val="center"/>
             <w:tcMar>
               <w:top w:w="100" w:type="dxa"/>
@@ -192,14 +192,17 @@
               <w:bottom w:w="100" w:type="dxa"/>
               <w:end w:w="110" w:type="dxa"/>
             </w:tcMar>
+            <w:shd w:fill="F8FAFC"/>
           </w:tcPr>
           <w:p>
             <w:pPr>
               <w:jc w:val="left"/>
             </w:pPr>
+            <w:r/>
             <w:r>
               <w:rPr>
                 <w:rFonts w:ascii="Aptos" w:hAnsi="Aptos"/>
+                <w:b w:val="0"/>
                 <w:color w:val="000000"/>
                 <w:sz w:val="19"/>
               </w:rPr>
@@ -210,7 +213,6 @@
         <w:tc>
           <w:tcPr>
             <w:tcW w:type="dxa" w:w="7560"/>
-            <w:shd w:fill="F8FAFC"/>
             <w:vAlign w:val="center"/>
             <w:tcMar>
               <w:top w:w="100" w:type="dxa"/>
@@ -218,14 +220,17 @@
               <w:bottom w:w="100" w:type="dxa"/>
               <w:end w:w="110" w:type="dxa"/>
             </w:tcMar>
+            <w:shd w:fill="F8FAFC"/>
           </w:tcPr>
           <w:p>
             <w:pPr>
               <w:jc w:val="left"/>
             </w:pPr>
+            <w:r/>
             <w:r>
               <w:rPr>
                 <w:rFonts w:ascii="Aptos" w:hAnsi="Aptos"/>
+                <w:b w:val="0"/>
                 <w:color w:val="000000"/>
                 <w:sz w:val="19"/>
               </w:rPr>
@@ -253,9 +258,11 @@
             <w:pPr>
               <w:jc w:val="left"/>
             </w:pPr>
+            <w:r/>
             <w:r>
               <w:rPr>
                 <w:rFonts w:ascii="Aptos" w:hAnsi="Aptos"/>
+                <w:b w:val="0"/>
                 <w:color w:val="000000"/>
                 <w:sz w:val="19"/>
               </w:rPr>
@@ -278,9 +285,11 @@
             <w:pPr>
               <w:jc w:val="left"/>
             </w:pPr>
+            <w:r/>
             <w:r>
               <w:rPr>
                 <w:rFonts w:ascii="Aptos" w:hAnsi="Aptos"/>
+                <w:b w:val="0"/>
                 <w:color w:val="000000"/>
                 <w:sz w:val="19"/>
               </w:rPr>
@@ -296,7 +305,6 @@
         <w:tc>
           <w:tcPr>
             <w:tcW w:type="dxa" w:w="2232"/>
-            <w:shd w:fill="F8FAFC"/>
             <w:vAlign w:val="center"/>
             <w:tcMar>
               <w:top w:w="100" w:type="dxa"/>
@@ -304,14 +312,17 @@
               <w:bottom w:w="100" w:type="dxa"/>
               <w:end w:w="110" w:type="dxa"/>
             </w:tcMar>
+            <w:shd w:fill="F8FAFC"/>
           </w:tcPr>
           <w:p>
             <w:pPr>
               <w:jc w:val="left"/>
             </w:pPr>
+            <w:r/>
             <w:r>
               <w:rPr>
                 <w:rFonts w:ascii="Aptos" w:hAnsi="Aptos"/>
+                <w:b w:val="0"/>
                 <w:color w:val="000000"/>
                 <w:sz w:val="19"/>
               </w:rPr>
@@ -322,7 +333,6 @@
         <w:tc>
           <w:tcPr>
             <w:tcW w:type="dxa" w:w="7560"/>
-            <w:shd w:fill="F8FAFC"/>
             <w:vAlign w:val="center"/>
             <w:tcMar>
               <w:top w:w="100" w:type="dxa"/>
@@ -330,14 +340,17 @@
               <w:bottom w:w="100" w:type="dxa"/>
               <w:end w:w="110" w:type="dxa"/>
             </w:tcMar>
+            <w:shd w:fill="F8FAFC"/>
           </w:tcPr>
           <w:p>
             <w:pPr>
               <w:jc w:val="left"/>
             </w:pPr>
+            <w:r/>
             <w:r>
               <w:rPr>
                 <w:rFonts w:ascii="Aptos" w:hAnsi="Aptos"/>
+                <w:b w:val="0"/>
                 <w:color w:val="000000"/>
                 <w:sz w:val="19"/>
               </w:rPr>
@@ -365,13 +378,15 @@
             <w:pPr>
               <w:jc w:val="left"/>
             </w:pPr>
+            <w:r/>
             <w:r>
               <w:rPr>
                 <w:rFonts w:ascii="Aptos" w:hAnsi="Aptos"/>
+                <w:b w:val="0"/>
                 <w:color w:val="000000"/>
                 <w:sz w:val="19"/>
               </w:rPr>
-              <w:t>Team Leader</w:t>
+              <w:t>College</w:t>
             </w:r>
           </w:p>
         </w:tc>
@@ -390,13 +405,15 @@
             <w:pPr>
               <w:jc w:val="left"/>
             </w:pPr>
+            <w:r/>
             <w:r>
               <w:rPr>
                 <w:rFonts w:ascii="Aptos" w:hAnsi="Aptos"/>
+                <w:b w:val="0"/>
                 <w:color w:val="000000"/>
                 <w:sz w:val="19"/>
               </w:rPr>
-              <w:t>Parthiban M</w:t>
+              <w:t>DRBCCC Hindu College</w:t>
             </w:r>
           </w:p>
         </w:tc>
@@ -408,7 +425,6 @@
         <w:tc>
           <w:tcPr>
             <w:tcW w:type="dxa" w:w="2232"/>
-            <w:shd w:fill="F8FAFC"/>
             <w:vAlign w:val="center"/>
             <w:tcMar>
               <w:top w:w="100" w:type="dxa"/>
@@ -416,25 +432,27 @@
               <w:bottom w:w="100" w:type="dxa"/>
               <w:end w:w="110" w:type="dxa"/>
             </w:tcMar>
+            <w:shd w:fill="F8FAFC"/>
           </w:tcPr>
           <w:p>
             <w:pPr>
               <w:jc w:val="left"/>
             </w:pPr>
+            <w:r/>
             <w:r>
               <w:rPr>
                 <w:rFonts w:ascii="Aptos" w:hAnsi="Aptos"/>
+                <w:b w:val="0"/>
                 <w:color w:val="000000"/>
                 <w:sz w:val="19"/>
               </w:rPr>
-              <w:t>Team Members</w:t>
+              <w:t>Department</w:t>
             </w:r>
           </w:p>
         </w:tc>
         <w:tc>
           <w:tcPr>
             <w:tcW w:type="dxa" w:w="7560"/>
-            <w:shd w:fill="F8FAFC"/>
             <w:vAlign w:val="center"/>
             <w:tcMar>
               <w:top w:w="100" w:type="dxa"/>
@@ -442,18 +460,21 @@
               <w:bottom w:w="100" w:type="dxa"/>
               <w:end w:w="110" w:type="dxa"/>
             </w:tcMar>
+            <w:shd w:fill="F8FAFC"/>
           </w:tcPr>
           <w:p>
             <w:pPr>
               <w:jc w:val="left"/>
             </w:pPr>
+            <w:r/>
             <w:r>
               <w:rPr>
                 <w:rFonts w:ascii="Aptos" w:hAnsi="Aptos"/>
+                <w:b w:val="0"/>
                 <w:color w:val="000000"/>
                 <w:sz w:val="19"/>
               </w:rPr>
-              <w:t>Naveen J; Nidesh N S; Nithish Kumar P</w:t>
+              <w:t>B.Sc. Computer Science with Artificial Intelligence</w:t>
             </w:r>
           </w:p>
         </w:tc>
@@ -477,13 +498,15 @@
             <w:pPr>
               <w:jc w:val="left"/>
             </w:pPr>
+            <w:r/>
             <w:r>
               <w:rPr>
                 <w:rFonts w:ascii="Aptos" w:hAnsi="Aptos"/>
+                <w:b w:val="0"/>
                 <w:color w:val="000000"/>
                 <w:sz w:val="19"/>
               </w:rPr>
-              <w:t>Project scope</w:t>
+              <w:t>Academic Year</w:t>
             </w:r>
           </w:p>
         </w:tc>
@@ -502,13 +525,15 @@
             <w:pPr>
               <w:jc w:val="left"/>
             </w:pPr>
+            <w:r/>
             <w:r>
               <w:rPr>
                 <w:rFonts w:ascii="Aptos" w:hAnsi="Aptos"/>
+                <w:b w:val="0"/>
                 <w:color w:val="000000"/>
                 <w:sz w:val="19"/>
               </w:rPr>
-              <w:t>Backend-only REST API</w:t>
+              <w:t>2024–2027</w:t>
             </w:r>
           </w:p>
         </w:tc>
@@ -520,7 +545,6 @@
         <w:tc>
           <w:tcPr>
             <w:tcW w:type="dxa" w:w="2232"/>
-            <w:shd w:fill="F8FAFC"/>
             <w:vAlign w:val="center"/>
             <w:tcMar>
               <w:top w:w="100" w:type="dxa"/>
@@ -528,25 +552,27 @@
               <w:bottom w:w="100" w:type="dxa"/>
               <w:end w:w="110" w:type="dxa"/>
             </w:tcMar>
+            <w:shd w:fill="F8FAFC"/>
           </w:tcPr>
           <w:p>
             <w:pPr>
               <w:jc w:val="left"/>
             </w:pPr>
+            <w:r/>
             <w:r>
               <w:rPr>
                 <w:rFonts w:ascii="Aptos" w:hAnsi="Aptos"/>
+                <w:b w:val="0"/>
                 <w:color w:val="000000"/>
                 <w:sz w:val="19"/>
               </w:rPr>
-              <w:t>Technology</w:t>
+              <w:t>Faculty Guide</w:t>
             </w:r>
           </w:p>
         </w:tc>
         <w:tc>
           <w:tcPr>
             <w:tcW w:type="dxa" w:w="7560"/>
-            <w:shd w:fill="F8FAFC"/>
             <w:vAlign w:val="center"/>
             <w:tcMar>
               <w:top w:w="100" w:type="dxa"/>
@@ -554,18 +580,21 @@
               <w:bottom w:w="100" w:type="dxa"/>
               <w:end w:w="110" w:type="dxa"/>
             </w:tcMar>
+            <w:shd w:fill="F8FAFC"/>
           </w:tcPr>
           <w:p>
             <w:pPr>
               <w:jc w:val="left"/>
             </w:pPr>
+            <w:r/>
             <w:r>
               <w:rPr>
                 <w:rFonts w:ascii="Aptos" w:hAnsi="Aptos"/>
+                <w:b w:val="0"/>
                 <w:color w:val="000000"/>
                 <w:sz w:val="19"/>
               </w:rPr>
-              <w:t>Node.js, Express.js, MongoDB, Mongoose, JWT and Google Gemini AI</w:t>
+              <w:t>Prof. D Saraswathy</w:t>
             </w:r>
           </w:p>
         </w:tc>
@@ -589,13 +618,15 @@
             <w:pPr>
               <w:jc w:val="left"/>
             </w:pPr>
+            <w:r/>
             <w:r>
               <w:rPr>
                 <w:rFonts w:ascii="Aptos" w:hAnsi="Aptos"/>
+                <w:b w:val="0"/>
                 <w:color w:val="000000"/>
                 <w:sz w:val="19"/>
               </w:rPr>
-              <w:t>Source baseline</w:t>
+              <w:t>Submission Date</w:t>
             </w:r>
           </w:p>
         </w:tc>
@@ -614,9 +645,311 @@
             <w:pPr>
               <w:jc w:val="left"/>
             </w:pPr>
+            <w:r/>
             <w:r>
               <w:rPr>
                 <w:rFonts w:ascii="Aptos" w:hAnsi="Aptos"/>
+                <w:b w:val="0"/>
+                <w:color w:val="000000"/>
+                <w:sz w:val="19"/>
+              </w:rPr>
+            </w:r>
+          </w:p>
+        </w:tc>
+      </w:tr>
+      <w:tr>
+        <w:trPr>
+          <w:cantSplit/>
+        </w:trPr>
+        <w:tc>
+          <w:tcPr>
+            <w:tcW w:type="dxa" w:w="2232"/>
+            <w:vAlign w:val="center"/>
+            <w:tcMar>
+              <w:top w:w="100" w:type="dxa"/>
+              <w:start w:w="110" w:type="dxa"/>
+              <w:bottom w:w="100" w:type="dxa"/>
+              <w:end w:w="110" w:type="dxa"/>
+            </w:tcMar>
+            <w:shd w:fill="F8FAFC"/>
+          </w:tcPr>
+          <w:p>
+            <w:pPr>
+              <w:jc w:val="left"/>
+            </w:pPr>
+            <w:r/>
+            <w:r>
+              <w:rPr>
+                <w:rFonts w:ascii="Aptos" w:hAnsi="Aptos"/>
+                <w:b w:val="0"/>
+                <w:color w:val="000000"/>
+                <w:sz w:val="19"/>
+              </w:rPr>
+              <w:t>Team Leader</w:t>
+            </w:r>
+          </w:p>
+        </w:tc>
+        <w:tc>
+          <w:tcPr>
+            <w:tcW w:type="dxa" w:w="7560"/>
+            <w:vAlign w:val="center"/>
+            <w:tcMar>
+              <w:top w:w="100" w:type="dxa"/>
+              <w:start w:w="110" w:type="dxa"/>
+              <w:bottom w:w="100" w:type="dxa"/>
+              <w:end w:w="110" w:type="dxa"/>
+            </w:tcMar>
+            <w:shd w:fill="F8FAFC"/>
+          </w:tcPr>
+          <w:p>
+            <w:pPr>
+              <w:jc w:val="left"/>
+            </w:pPr>
+            <w:r/>
+            <w:r>
+              <w:rPr>
+                <w:rFonts w:ascii="Aptos" w:hAnsi="Aptos"/>
+                <w:b w:val="0"/>
+                <w:color w:val="000000"/>
+                <w:sz w:val="19"/>
+              </w:rPr>
+              <w:t>Parthiban M (NM ID: 28538B1DB05060E8D804CDAA88169909, Reg: 222401226)</w:t>
+            </w:r>
+          </w:p>
+        </w:tc>
+      </w:tr>
+      <w:tr>
+        <w:trPr>
+          <w:cantSplit/>
+        </w:trPr>
+        <w:tc>
+          <w:tcPr>
+            <w:tcW w:type="dxa" w:w="2232"/>
+            <w:vAlign w:val="center"/>
+            <w:tcMar>
+              <w:top w:w="100" w:type="dxa"/>
+              <w:start w:w="110" w:type="dxa"/>
+              <w:bottom w:w="100" w:type="dxa"/>
+              <w:end w:w="110" w:type="dxa"/>
+            </w:tcMar>
+          </w:tcPr>
+          <w:p>
+            <w:pPr>
+              <w:jc w:val="left"/>
+            </w:pPr>
+            <w:r/>
+            <w:r>
+              <w:rPr>
+                <w:rFonts w:ascii="Aptos" w:hAnsi="Aptos"/>
+                <w:b w:val="0"/>
+                <w:color w:val="000000"/>
+                <w:sz w:val="19"/>
+              </w:rPr>
+              <w:t>Team Members</w:t>
+            </w:r>
+          </w:p>
+        </w:tc>
+        <w:tc>
+          <w:tcPr>
+            <w:tcW w:type="dxa" w:w="7560"/>
+            <w:vAlign w:val="center"/>
+            <w:tcMar>
+              <w:top w:w="100" w:type="dxa"/>
+              <w:start w:w="110" w:type="dxa"/>
+              <w:bottom w:w="100" w:type="dxa"/>
+              <w:end w:w="110" w:type="dxa"/>
+            </w:tcMar>
+          </w:tcPr>
+          <w:p>
+            <w:pPr>
+              <w:jc w:val="left"/>
+            </w:pPr>
+            <w:r/>
+            <w:r>
+              <w:rPr>
+                <w:rFonts w:ascii="Aptos" w:hAnsi="Aptos"/>
+                <w:b w:val="0"/>
+                <w:color w:val="000000"/>
+                <w:sz w:val="19"/>
+              </w:rPr>
+              <w:t>Naveen J (NM ID: 53C2DC1753C6DFDAF8649841B4630C80, Reg: 222401223); Nidesh N S (NM ID: FDE55A8DA9135F6AB7347C01AD1B8A17, Reg: 222401224); Nithish Kumar P (NM ID: BFBD9AD8CEC72229F374877DB82CC0B8, Reg: 222401225)</w:t>
+            </w:r>
+          </w:p>
+        </w:tc>
+      </w:tr>
+      <w:tr>
+        <w:trPr>
+          <w:cantSplit/>
+        </w:trPr>
+        <w:tc>
+          <w:tcPr>
+            <w:tcW w:type="dxa" w:w="2232"/>
+            <w:vAlign w:val="center"/>
+            <w:tcMar>
+              <w:top w:w="100" w:type="dxa"/>
+              <w:start w:w="110" w:type="dxa"/>
+              <w:bottom w:w="100" w:type="dxa"/>
+              <w:end w:w="110" w:type="dxa"/>
+            </w:tcMar>
+            <w:shd w:fill="F8FAFC"/>
+          </w:tcPr>
+          <w:p>
+            <w:pPr>
+              <w:jc w:val="left"/>
+            </w:pPr>
+            <w:r/>
+            <w:r>
+              <w:rPr>
+                <w:rFonts w:ascii="Aptos" w:hAnsi="Aptos"/>
+                <w:b w:val="0"/>
+                <w:color w:val="000000"/>
+                <w:sz w:val="19"/>
+              </w:rPr>
+              <w:t>Project scope</w:t>
+            </w:r>
+          </w:p>
+        </w:tc>
+        <w:tc>
+          <w:tcPr>
+            <w:tcW w:type="dxa" w:w="7560"/>
+            <w:vAlign w:val="center"/>
+            <w:tcMar>
+              <w:top w:w="100" w:type="dxa"/>
+              <w:start w:w="110" w:type="dxa"/>
+              <w:bottom w:w="100" w:type="dxa"/>
+              <w:end w:w="110" w:type="dxa"/>
+            </w:tcMar>
+            <w:shd w:fill="F8FAFC"/>
+          </w:tcPr>
+          <w:p>
+            <w:pPr>
+              <w:jc w:val="left"/>
+            </w:pPr>
+            <w:r/>
+            <w:r>
+              <w:rPr>
+                <w:rFonts w:ascii="Aptos" w:hAnsi="Aptos"/>
+                <w:b w:val="0"/>
+                <w:color w:val="000000"/>
+                <w:sz w:val="19"/>
+              </w:rPr>
+              <w:t>Backend-only REST API</w:t>
+            </w:r>
+          </w:p>
+        </w:tc>
+      </w:tr>
+      <w:tr>
+        <w:trPr>
+          <w:cantSplit/>
+        </w:trPr>
+        <w:tc>
+          <w:tcPr>
+            <w:tcW w:type="dxa" w:w="2232"/>
+            <w:vAlign w:val="center"/>
+            <w:tcMar>
+              <w:top w:w="100" w:type="dxa"/>
+              <w:start w:w="110" w:type="dxa"/>
+              <w:bottom w:w="100" w:type="dxa"/>
+              <w:end w:w="110" w:type="dxa"/>
+            </w:tcMar>
+          </w:tcPr>
+          <w:p>
+            <w:pPr>
+              <w:jc w:val="left"/>
+            </w:pPr>
+            <w:r/>
+            <w:r>
+              <w:rPr>
+                <w:rFonts w:ascii="Aptos" w:hAnsi="Aptos"/>
+                <w:b w:val="0"/>
+                <w:color w:val="000000"/>
+                <w:sz w:val="19"/>
+              </w:rPr>
+              <w:t>Technology</w:t>
+            </w:r>
+          </w:p>
+        </w:tc>
+        <w:tc>
+          <w:tcPr>
+            <w:tcW w:type="dxa" w:w="7560"/>
+            <w:vAlign w:val="center"/>
+            <w:tcMar>
+              <w:top w:w="100" w:type="dxa"/>
+              <w:start w:w="110" w:type="dxa"/>
+              <w:bottom w:w="100" w:type="dxa"/>
+              <w:end w:w="110" w:type="dxa"/>
+            </w:tcMar>
+          </w:tcPr>
+          <w:p>
+            <w:pPr>
+              <w:jc w:val="left"/>
+            </w:pPr>
+            <w:r/>
+            <w:r>
+              <w:rPr>
+                <w:rFonts w:ascii="Aptos" w:hAnsi="Aptos"/>
+                <w:b w:val="0"/>
+                <w:color w:val="000000"/>
+                <w:sz w:val="19"/>
+              </w:rPr>
+              <w:t>Node.js, Express.js, MongoDB, Mongoose, JWT and Google Gemini AI</w:t>
+            </w:r>
+          </w:p>
+        </w:tc>
+      </w:tr>
+      <w:tr>
+        <w:trPr>
+          <w:cantSplit/>
+        </w:trPr>
+        <w:tc>
+          <w:tcPr>
+            <w:tcW w:type="dxa" w:w="2232"/>
+            <w:vAlign w:val="center"/>
+            <w:tcMar>
+              <w:top w:w="100" w:type="dxa"/>
+              <w:start w:w="110" w:type="dxa"/>
+              <w:bottom w:w="100" w:type="dxa"/>
+              <w:end w:w="110" w:type="dxa"/>
+            </w:tcMar>
+            <w:shd w:fill="F8FAFC"/>
+          </w:tcPr>
+          <w:p>
+            <w:pPr>
+              <w:jc w:val="left"/>
+            </w:pPr>
+            <w:r/>
+            <w:r>
+              <w:rPr>
+                <w:rFonts w:ascii="Aptos" w:hAnsi="Aptos"/>
+                <w:b w:val="0"/>
+                <w:color w:val="000000"/>
+                <w:sz w:val="19"/>
+              </w:rPr>
+              <w:t>Source baseline</w:t>
+            </w:r>
+          </w:p>
+        </w:tc>
+        <w:tc>
+          <w:tcPr>
+            <w:tcW w:type="dxa" w:w="7560"/>
+            <w:vAlign w:val="center"/>
+            <w:tcMar>
+              <w:top w:w="100" w:type="dxa"/>
+              <w:start w:w="110" w:type="dxa"/>
+              <w:bottom w:w="100" w:type="dxa"/>
+              <w:end w:w="110" w:type="dxa"/>
+            </w:tcMar>
+            <w:shd w:fill="F8FAFC"/>
+          </w:tcPr>
+          <w:p>
+            <w:pPr>
+              <w:jc w:val="left"/>
+            </w:pPr>
+            <w:r/>
+            <w:r>
+              <w:rPr>
+                <w:rFonts w:ascii="Aptos" w:hAnsi="Aptos"/>
+                <w:b w:val="0"/>
                 <w:color w:val="000000"/>
                 <w:sz w:val="19"/>
               </w:rPr>
@@ -632,7 +965,6 @@
         <w:tc>
           <w:tcPr>
             <w:tcW w:type="dxa" w:w="2232"/>
-            <w:shd w:fill="F8FAFC"/>
             <w:vAlign w:val="center"/>
             <w:tcMar>
               <w:top w:w="100" w:type="dxa"/>
@@ -645,9 +977,11 @@
             <w:pPr>
               <w:jc w:val="left"/>
             </w:pPr>
+            <w:r/>
             <w:r>
               <w:rPr>
                 <w:rFonts w:ascii="Aptos" w:hAnsi="Aptos"/>
+                <w:b w:val="0"/>
                 <w:color w:val="000000"/>
                 <w:sz w:val="19"/>
               </w:rPr>
@@ -658,7 +992,6 @@
         <w:tc>
           <w:tcPr>
             <w:tcW w:type="dxa" w:w="7560"/>
-            <w:shd w:fill="F8FAFC"/>
             <w:vAlign w:val="center"/>
             <w:tcMar>
               <w:top w:w="100" w:type="dxa"/>
@@ -671,13 +1004,15 @@
             <w:pPr>
               <w:jc w:val="left"/>
             </w:pPr>
+            <w:r/>
             <w:r>
               <w:rPr>
                 <w:rFonts w:ascii="Aptos" w:hAnsi="Aptos"/>
+                <w:b w:val="0"/>
                 <w:color w:val="000000"/>
                 <w:sz w:val="19"/>
               </w:rPr>
-              <w:t>Submission-ready technical content; individual academic IDs and final links remain pending</w:t>
+              <w:t>Submission-ready verified technical documentation with complete academic details</w:t>
             </w:r>
           </w:p>
         </w:tc>
@@ -869,13 +1204,7 @@
     </w:p>
     <w:p>
       <w:r>
-        <w:rPr>
-          <w:rFonts w:ascii="Aptos" w:hAnsi="Aptos"/>
-          <w:i w:val="0"/>
-          <w:color w:val="000000"/>
-          <w:sz w:val="22"/>
-        </w:rPr>
-        <w:t>The supplied project package does not contain an approved development calendar or confirmed module allocation. This plan therefore uses ordered completion gates with measurable outputs and acceptance conditions. The team roster is recorded exactly as supplied; dates and task ownership remain unassigned until the team confirms them.</w:t>
+        <w:t>This plan organizes the project using ordered completion gates with measurable outputs and acceptance conditions. The confirmed team roster, academic details, and confirmed responsibilities are recorded below.</w:t>
       </w:r>
     </w:p>
     <w:p>
@@ -3417,7 +3746,7 @@
         <w:pStyle w:val="Heading1"/>
       </w:pPr>
       <w:r>
-        <w:t>Team roster and allocation status</w:t>
+        <w:t>Team roster and responsibility status</w:t>
       </w:r>
     </w:p>
     <w:tbl>
@@ -3521,7 +3850,7 @@
                 <w:color w:val="FFFFFF"/>
                 <w:sz w:val="17"/>
               </w:rPr>
-              <w:t>Confirmed module responsibility</w:t>
+              <w:t>Confirmed responsibility</w:t>
             </w:r>
           </w:p>
         </w:tc>
@@ -3545,9 +3874,11 @@
             <w:pPr>
               <w:jc w:val="center"/>
             </w:pPr>
+            <w:r/>
             <w:r>
               <w:rPr>
                 <w:rFonts w:ascii="Aptos" w:hAnsi="Aptos"/>
+                <w:b w:val="0"/>
                 <w:color w:val="000000"/>
                 <w:sz w:val="17"/>
               </w:rPr>
@@ -3570,9 +3901,11 @@
             <w:pPr>
               <w:jc w:val="left"/>
             </w:pPr>
+            <w:r/>
             <w:r>
               <w:rPr>
                 <w:rFonts w:ascii="Aptos" w:hAnsi="Aptos"/>
+                <w:b w:val="0"/>
                 <w:color w:val="000000"/>
                 <w:sz w:val="17"/>
               </w:rPr>
@@ -3595,13 +3928,15 @@
             <w:pPr>
               <w:jc w:val="left"/>
             </w:pPr>
+            <w:r/>
             <w:r>
               <w:rPr>
                 <w:rFonts w:ascii="Aptos" w:hAnsi="Aptos"/>
+                <w:b w:val="0"/>
                 <w:color w:val="000000"/>
                 <w:sz w:val="17"/>
               </w:rPr>
-              <w:t>Not supplied</w:t>
+              <w:t>Project architecture, complete backend development, MongoDB integration, Gemini AI implementation and final delivery.</w:t>
             </w:r>
           </w:p>
         </w:tc>
@@ -3626,9 +3961,11 @@
             <w:pPr>
               <w:jc w:val="center"/>
             </w:pPr>
+            <w:r/>
             <w:r>
               <w:rPr>
                 <w:rFonts w:ascii="Aptos" w:hAnsi="Aptos"/>
+                <w:b w:val="0"/>
                 <w:color w:val="000000"/>
                 <w:sz w:val="17"/>
               </w:rPr>
@@ -3652,9 +3989,11 @@
             <w:pPr>
               <w:jc w:val="left"/>
             </w:pPr>
+            <w:r/>
             <w:r>
               <w:rPr>
                 <w:rFonts w:ascii="Aptos" w:hAnsi="Aptos"/>
+                <w:b w:val="0"/>
                 <w:color w:val="000000"/>
                 <w:sz w:val="17"/>
               </w:rPr>
@@ -3678,13 +4017,15 @@
             <w:pPr>
               <w:jc w:val="left"/>
             </w:pPr>
+            <w:r/>
             <w:r>
               <w:rPr>
                 <w:rFonts w:ascii="Aptos" w:hAnsi="Aptos"/>
+                <w:b w:val="0"/>
                 <w:color w:val="000000"/>
                 <w:sz w:val="17"/>
               </w:rPr>
-              <w:t>Not supplied</w:t>
+              <w:t>Reviewing requirements, organizing the eight-phase documentation and checking submission guidelines.</w:t>
             </w:r>
           </w:p>
         </w:tc>
@@ -3708,9 +4049,11 @@
             <w:pPr>
               <w:jc w:val="center"/>
             </w:pPr>
+            <w:r/>
             <w:r>
               <w:rPr>
                 <w:rFonts w:ascii="Aptos" w:hAnsi="Aptos"/>
+                <w:b w:val="0"/>
                 <w:color w:val="000000"/>
                 <w:sz w:val="17"/>
               </w:rPr>
@@ -3733,9 +4076,11 @@
             <w:pPr>
               <w:jc w:val="left"/>
             </w:pPr>
+            <w:r/>
             <w:r>
               <w:rPr>
                 <w:rFonts w:ascii="Aptos" w:hAnsi="Aptos"/>
+                <w:b w:val="0"/>
                 <w:color w:val="000000"/>
                 <w:sz w:val="17"/>
               </w:rPr>
@@ -3758,13 +4103,15 @@
             <w:pPr>
               <w:jc w:val="left"/>
             </w:pPr>
+            <w:r/>
             <w:r>
               <w:rPr>
                 <w:rFonts w:ascii="Aptos" w:hAnsi="Aptos"/>
+                <w:b w:val="0"/>
                 <w:color w:val="000000"/>
                 <w:sz w:val="17"/>
               </w:rPr>
-              <w:t>Not supplied</w:t>
+              <w:t>Reviewing Postman API test results, checking test evidence and helping verify that the APIs meet the requirements.</w:t>
             </w:r>
           </w:p>
         </w:tc>
@@ -3789,9 +4136,11 @@
             <w:pPr>
               <w:jc w:val="center"/>
             </w:pPr>
+            <w:r/>
             <w:r>
               <w:rPr>
                 <w:rFonts w:ascii="Aptos" w:hAnsi="Aptos"/>
+                <w:b w:val="0"/>
                 <w:color w:val="000000"/>
                 <w:sz w:val="17"/>
               </w:rPr>
@@ -3815,9 +4164,11 @@
             <w:pPr>
               <w:jc w:val="left"/>
             </w:pPr>
+            <w:r/>
             <w:r>
               <w:rPr>
                 <w:rFonts w:ascii="Aptos" w:hAnsi="Aptos"/>
+                <w:b w:val="0"/>
                 <w:color w:val="000000"/>
                 <w:sz w:val="17"/>
               </w:rPr>
@@ -3841,13 +4192,15 @@
             <w:pPr>
               <w:jc w:val="left"/>
             </w:pPr>
+            <w:r/>
             <w:r>
               <w:rPr>
                 <w:rFonts w:ascii="Aptos" w:hAnsi="Aptos"/>
+                <w:b w:val="0"/>
                 <w:color w:val="000000"/>
                 <w:sz w:val="17"/>
               </w:rPr>
-              <w:t>Not supplied</w:t>
+              <w:t>Reviewing the final report, helping prepare the demonstration and organizing GitHub and SkillWallet submission materials.</w:t>
             </w:r>
           </w:p>
         </w:tc>
@@ -3860,13 +4213,7 @@
     </w:p>
     <w:p>
       <w:r>
-        <w:rPr>
-          <w:rFonts w:ascii="Aptos" w:hAnsi="Aptos"/>
-          <w:i w:val="0"/>
-          <w:color w:val="000000"/>
-          <w:sz w:val="22"/>
-        </w:rPr>
-        <w:t>No backend module, documentation section, test activity or development date is attributed to an individual because those details were not included in the supplied source or user instructions.</w:t>
+        <w:t>The confirmed responsibilities of each team member are listed in the team roster below.</w:t>
       </w:r>
     </w:p>
     <w:p>
@@ -3903,7 +4250,6 @@
         <w:tc>
           <w:tcPr>
             <w:tcW w:type="dxa" w:w="2376"/>
-            <w:shd w:fill="0F766E"/>
             <w:vAlign w:val="center"/>
             <w:tcMar>
               <w:top w:w="100" w:type="dxa"/>
@@ -3911,6 +4257,7 @@
               <w:bottom w:w="100" w:type="dxa"/>
               <w:end w:w="110" w:type="dxa"/>
             </w:tcMar>
+            <w:shd w:fill="16324F"/>
           </w:tcPr>
           <w:p>
             <w:pPr>
@@ -3930,7 +4277,6 @@
         <w:tc>
           <w:tcPr>
             <w:tcW w:type="dxa" w:w="7416"/>
-            <w:shd w:fill="0F766E"/>
             <w:vAlign w:val="center"/>
             <w:tcMar>
               <w:top w:w="100" w:type="dxa"/>
@@ -3938,6 +4284,7 @@
               <w:bottom w:w="100" w:type="dxa"/>
               <w:end w:w="110" w:type="dxa"/>
             </w:tcMar>
+            <w:shd w:fill="16324F"/>
           </w:tcPr>
           <w:p>
             <w:pPr>
@@ -3980,174 +4327,6 @@
                 <w:color w:val="000000"/>
                 <w:sz w:val="17"/>
               </w:rPr>
-              <w:t>Individual identifiers</w:t>
-            </w:r>
-          </w:p>
-        </w:tc>
-        <w:tc>
-          <w:tcPr>
-            <w:tcW w:type="dxa" w:w="7416"/>
-            <w:vAlign w:val="center"/>
-            <w:tcMar>
-              <w:top w:w="100" w:type="dxa"/>
-              <w:start w:w="110" w:type="dxa"/>
-              <w:bottom w:w="100" w:type="dxa"/>
-              <w:end w:w="110" w:type="dxa"/>
-            </w:tcMar>
-          </w:tcPr>
-          <w:p>
-            <w:pPr>
-              <w:jc w:val="left"/>
-            </w:pPr>
-            <w:r>
-              <w:rPr>
-                <w:rFonts w:ascii="Aptos" w:hAnsi="Aptos"/>
-                <w:color w:val="000000"/>
-                <w:sz w:val="17"/>
-              </w:rPr>
-              <w:t>The four names and team designations are included. NM IDs and register or roll numbers were not supplied.</w:t>
-            </w:r>
-          </w:p>
-        </w:tc>
-      </w:tr>
-      <w:tr>
-        <w:trPr>
-          <w:cantSplit/>
-        </w:trPr>
-        <w:tc>
-          <w:tcPr>
-            <w:tcW w:type="dxa" w:w="2376"/>
-            <w:shd w:fill="F8FAFC"/>
-            <w:vAlign w:val="center"/>
-            <w:tcMar>
-              <w:top w:w="100" w:type="dxa"/>
-              <w:start w:w="110" w:type="dxa"/>
-              <w:bottom w:w="100" w:type="dxa"/>
-              <w:end w:w="110" w:type="dxa"/>
-            </w:tcMar>
-          </w:tcPr>
-          <w:p>
-            <w:pPr>
-              <w:jc w:val="left"/>
-            </w:pPr>
-            <w:r>
-              <w:rPr>
-                <w:rFonts w:ascii="Aptos" w:hAnsi="Aptos"/>
-                <w:color w:val="000000"/>
-                <w:sz w:val="17"/>
-              </w:rPr>
-              <w:t>Institution details</w:t>
-            </w:r>
-          </w:p>
-        </w:tc>
-        <w:tc>
-          <w:tcPr>
-            <w:tcW w:type="dxa" w:w="7416"/>
-            <w:shd w:fill="F8FAFC"/>
-            <w:vAlign w:val="center"/>
-            <w:tcMar>
-              <w:top w:w="100" w:type="dxa"/>
-              <w:start w:w="110" w:type="dxa"/>
-              <w:bottom w:w="100" w:type="dxa"/>
-              <w:end w:w="110" w:type="dxa"/>
-            </w:tcMar>
-          </w:tcPr>
-          <w:p>
-            <w:pPr>
-              <w:jc w:val="left"/>
-            </w:pPr>
-            <w:r>
-              <w:rPr>
-                <w:rFonts w:ascii="Aptos" w:hAnsi="Aptos"/>
-                <w:color w:val="000000"/>
-                <w:sz w:val="17"/>
-              </w:rPr>
-              <w:t>College name, academic year, guide or mentor name and official submission date need confirmation.</w:t>
-            </w:r>
-          </w:p>
-        </w:tc>
-      </w:tr>
-      <w:tr>
-        <w:trPr>
-          <w:cantSplit/>
-        </w:trPr>
-        <w:tc>
-          <w:tcPr>
-            <w:tcW w:type="dxa" w:w="2376"/>
-            <w:vAlign w:val="center"/>
-            <w:tcMar>
-              <w:top w:w="100" w:type="dxa"/>
-              <w:start w:w="110" w:type="dxa"/>
-              <w:bottom w:w="100" w:type="dxa"/>
-              <w:end w:w="110" w:type="dxa"/>
-            </w:tcMar>
-          </w:tcPr>
-          <w:p>
-            <w:pPr>
-              <w:jc w:val="left"/>
-            </w:pPr>
-            <w:r>
-              <w:rPr>
-                <w:rFonts w:ascii="Aptos" w:hAnsi="Aptos"/>
-                <w:color w:val="000000"/>
-                <w:sz w:val="17"/>
-              </w:rPr>
-              <w:t>Responsibility allocation</w:t>
-            </w:r>
-          </w:p>
-        </w:tc>
-        <w:tc>
-          <w:tcPr>
-            <w:tcW w:type="dxa" w:w="7416"/>
-            <w:vAlign w:val="center"/>
-            <w:tcMar>
-              <w:top w:w="100" w:type="dxa"/>
-              <w:start w:w="110" w:type="dxa"/>
-              <w:bottom w:w="100" w:type="dxa"/>
-              <w:end w:w="110" w:type="dxa"/>
-            </w:tcMar>
-          </w:tcPr>
-          <w:p>
-            <w:pPr>
-              <w:jc w:val="left"/>
-            </w:pPr>
-            <w:r>
-              <w:rPr>
-                <w:rFonts w:ascii="Aptos" w:hAnsi="Aptos"/>
-                <w:color w:val="000000"/>
-                <w:sz w:val="17"/>
-              </w:rPr>
-              <w:t>Team Leader and Team Member designations are recorded, but module ownership and task responsibilities were not supplied.</w:t>
-            </w:r>
-          </w:p>
-        </w:tc>
-      </w:tr>
-      <w:tr>
-        <w:trPr>
-          <w:cantSplit/>
-        </w:trPr>
-        <w:tc>
-          <w:tcPr>
-            <w:tcW w:type="dxa" w:w="2376"/>
-            <w:shd w:fill="F8FAFC"/>
-            <w:vAlign w:val="center"/>
-            <w:tcMar>
-              <w:top w:w="100" w:type="dxa"/>
-              <w:start w:w="110" w:type="dxa"/>
-              <w:bottom w:w="100" w:type="dxa"/>
-              <w:end w:w="110" w:type="dxa"/>
-            </w:tcMar>
-          </w:tcPr>
-          <w:p>
-            <w:pPr>
-              <w:jc w:val="left"/>
-            </w:pPr>
-            <w:r>
-              <w:rPr>
-                <w:rFonts w:ascii="Aptos" w:hAnsi="Aptos"/>
-                <w:color w:val="000000"/>
-                <w:sz w:val="17"/>
-              </w:rPr>
               <w:t>Repository</w:t>
             </w:r>
           </w:p>
@@ -4155,7 +4334,6 @@
         <w:tc>
           <w:tcPr>
             <w:tcW w:type="dxa" w:w="7416"/>
-            <w:shd w:fill="F8FAFC"/>
             <w:vAlign w:val="center"/>
             <w:tcMar>
               <w:top w:w="100" w:type="dxa"/>
@@ -4193,6 +4371,7 @@
               <w:bottom w:w="100" w:type="dxa"/>
               <w:end w:w="110" w:type="dxa"/>
             </w:tcMar>
+            <w:shd w:fill="F8FAFC"/>
           </w:tcPr>
           <w:p>
             <w:pPr>
@@ -4218,6 +4397,7 @@
               <w:bottom w:w="100" w:type="dxa"/>
               <w:end w:w="110" w:type="dxa"/>
             </w:tcMar>
+            <w:shd w:fill="F8FAFC"/>
           </w:tcPr>
           <w:p>
             <w:pPr>
@@ -4241,7 +4421,6 @@
         <w:tc>
           <w:tcPr>
             <w:tcW w:type="dxa" w:w="2376"/>
-            <w:shd w:fill="F8FAFC"/>
             <w:vAlign w:val="center"/>
             <w:tcMar>
               <w:top w:w="100" w:type="dxa"/>
@@ -4267,7 +4446,6 @@
         <w:tc>
           <w:tcPr>
             <w:tcW w:type="dxa" w:w="7416"/>
-            <w:shd w:fill="F8FAFC"/>
             <w:vAlign w:val="center"/>
             <w:tcMar>
               <w:top w:w="100" w:type="dxa"/>
